--- a/docx/knowledge-base/topics/mafft-iqtree-2/tong-quan.docx
+++ b/docx/knowledge-base/topics/mafft-iqtree-2/tong-quan.docx
@@ -1149,7 +1149,7 @@
         </w:rPr>
         <w:t xml:space="preserve"> </w:t>
       </w:r>
-      <w:hyperlink w:history="1" r:id="rIdxw-mhrpixgca3yzvh-y0s">
+      <w:hyperlink w:history="1" r:id="rIdcfkjonlxz5d5kyixt-fno">
         <w:r>
           <w:rPr>
             <w:rStyle w:val="Hyperlink"/>
@@ -1441,7 +1441,7 @@
         </w:rPr>
         <w:t xml:space="preserve"> </w:t>
       </w:r>
-      <w:hyperlink w:history="1" r:id="rIdfo2dwecy0sgszg22-uavc">
+      <w:hyperlink w:history="1" r:id="rIdj3guvdkmg9bzprkt-t_pd">
         <w:r>
           <w:rPr>
             <w:rStyle w:val="Hyperlink"/>
@@ -1701,7 +1701,7 @@
         </w:rPr>
         <w:t xml:space="preserve"> phù hợp hơn cho dữ liệu </w:t>
       </w:r>
-      <w:hyperlink w:history="1" r:id="rIdkmyyfsygn7yaeppn8q_cj">
+      <w:hyperlink w:history="1" r:id="rIdpdw6tn9amzkkjify9waal">
         <w:r>
           <w:rPr>
             <w:rStyle w:val="Hyperlink"/>
@@ -1767,7 +1767,7 @@
         </w:rPr>
         <w:t xml:space="preserve"> dùng như một lựa chọn mặc định thực dụng </w:t>
       </w:r>
-      <w:hyperlink w:history="1" r:id="rIdsufefowr_otflxl_rjypn">
+      <w:hyperlink w:history="1" r:id="rIdeurgsol-cyjjwik11ieb8">
         <w:r>
           <w:rPr>
             <w:rStyle w:val="Hyperlink"/>
@@ -1787,7 +1787,7 @@
         </w:rPr>
         <w:t xml:space="preserve">, </w:t>
       </w:r>
-      <w:hyperlink w:history="1" r:id="rIdarsqdrky8x8cnnnjr3a_r">
+      <w:hyperlink w:history="1" r:id="rIdm2lyxqd5lkkbwukojlqox">
         <w:r>
           <w:rPr>
             <w:rStyle w:val="Hyperlink"/>
@@ -1869,7 +1869,7 @@
         </w:rPr>
         <w:t xml:space="preserve"> gốc: </w:t>
       </w:r>
-      <w:hyperlink w:history="1" r:id="rIdo7q_btn_dzugfptytbtyk">
+      <w:hyperlink w:history="1" r:id="rIdvileubdzxl2f-rjh_vnyx">
         <w:r>
           <w:rPr>
             <w:rStyle w:val="Hyperlink"/>
@@ -1908,7 +1908,7 @@
         </w:rPr>
         <w:t xml:space="preserve"> version 7: </w:t>
       </w:r>
-      <w:hyperlink w:history="1" r:id="rIdahv-fuf1c0wlomxm5tkmn">
+      <w:hyperlink w:history="1" r:id="rId_51e3om1lfpomhpgurvv6">
         <w:r>
           <w:rPr>
             <w:rStyle w:val="Hyperlink"/>
@@ -1947,7 +1947,7 @@
         </w:rPr>
         <w:t xml:space="preserve">: </w:t>
       </w:r>
-      <w:hyperlink w:history="1" r:id="rIdgvnknxz8pdcguajqqene0">
+      <w:hyperlink w:history="1" r:id="rIdadsrvcpr96sg7jnkslzob">
         <w:r>
           <w:rPr>
             <w:rStyle w:val="Hyperlink"/>
@@ -1986,7 +1986,7 @@
         </w:rPr>
         <w:t xml:space="preserve">: </w:t>
       </w:r>
-      <w:hyperlink w:history="1" r:id="rId9rhz5odq7a2pip6dvwfb0">
+      <w:hyperlink w:history="1" r:id="rIdvbmi_jm2ddqcqi47wgi20">
         <w:r>
           <w:rPr>
             <w:rStyle w:val="Hyperlink"/>
@@ -2025,7 +2025,7 @@
         </w:rPr>
         <w:t xml:space="preserve">: </w:t>
       </w:r>
-      <w:hyperlink w:history="1" r:id="rIdzcrc3e4lhiv3t2zp2jjpn">
+      <w:hyperlink w:history="1" r:id="rIdhsd2qboxqunku4al58z0r">
         <w:r>
           <w:rPr>
             <w:rStyle w:val="Hyperlink"/>
@@ -2575,7 +2575,7 @@
         </w:rPr>
         <w:t xml:space="preserve"> nếu không chỉ định khác </w:t>
       </w:r>
-      <w:hyperlink w:history="1" r:id="rId7olpoo-czvcktk4lvi75j">
+      <w:hyperlink w:history="1" r:id="rIdbrree8jbtqv9ok3lfq22y">
         <w:r>
           <w:rPr>
             <w:rStyle w:val="Hyperlink"/>
@@ -3512,7 +3512,7 @@
         </w:rPr>
         <w:t xml:space="preserve"> có nhắc rằng tên sequence chỉ nên dùng tập ký tự an toàn </w:t>
       </w:r>
-      <w:hyperlink w:history="1" r:id="rIdtkgld5y1oigfzxvws9khs">
+      <w:hyperlink w:history="1" r:id="rIdxf5v0rlb22ukhla-r2qzk">
         <w:r>
           <w:rPr>
             <w:rStyle w:val="Hyperlink"/>
@@ -3711,7 +3711,7 @@
         </w:rPr>
         <w:t xml:space="preserve"> official: </w:t>
       </w:r>
-      <w:hyperlink w:history="1" r:id="rIdifxp6llpqpm0hz5nczbop">
+      <w:hyperlink w:history="1" r:id="rIdfzhixsyb4qfdrlyl6gfyh">
         <w:r>
           <w:rPr>
             <w:rStyle w:val="Hyperlink"/>
@@ -3750,7 +3750,7 @@
         </w:rPr>
         <w:t xml:space="preserve"> 2002 paper: </w:t>
       </w:r>
-      <w:hyperlink w:history="1" r:id="rIdu40id84kxgaauou7dvku7">
+      <w:hyperlink w:history="1" r:id="rIdlrceu00hkfqedj3qcyj2e">
         <w:r>
           <w:rPr>
             <w:rStyle w:val="Hyperlink"/>
@@ -3789,7 +3789,7 @@
         </w:rPr>
         <w:t xml:space="preserve"> version 7 paper: </w:t>
       </w:r>
-      <w:hyperlink w:history="1" r:id="rIdcr2mln0fmotoqx3soib_t">
+      <w:hyperlink w:history="1" r:id="rIdkpyicfcydqeppqk2rqhhh">
         <w:r>
           <w:rPr>
             <w:rStyle w:val="Hyperlink"/>
@@ -3828,7 +3828,7 @@
         </w:rPr>
         <w:t xml:space="preserve"> tutorial: </w:t>
       </w:r>
-      <w:hyperlink w:history="1" r:id="rIdh_a9izckqybtsspentg5h">
+      <w:hyperlink w:history="1" r:id="rIdifm0ijnmqixlbqw_1pxl7">
         <w:r>
           <w:rPr>
             <w:rStyle w:val="Hyperlink"/>
@@ -3867,7 +3867,7 @@
         </w:rPr>
         <w:t xml:space="preserve"> command reference: </w:t>
       </w:r>
-      <w:hyperlink w:history="1" r:id="rIdpaq5mfgs3mqcnp00xt_xy">
+      <w:hyperlink w:history="1" r:id="rIdwxfqftuss-_illnqeazux">
         <w:r>
           <w:rPr>
             <w:rStyle w:val="Hyperlink"/>
@@ -3906,7 +3906,7 @@
         </w:rPr>
         <w:t xml:space="preserve"> paper: </w:t>
       </w:r>
-      <w:hyperlink w:history="1" r:id="rId0spkg0syg62rstuvyvhe8">
+      <w:hyperlink w:history="1" r:id="rIda1gfubzdlndaofohccm5v">
         <w:r>
           <w:rPr>
             <w:rStyle w:val="Hyperlink"/>
@@ -3945,7 +3945,7 @@
         </w:rPr>
         <w:t xml:space="preserve"> paper: </w:t>
       </w:r>
-      <w:hyperlink w:history="1" r:id="rIdjvtzmm64z5ukrtqa3h4so">
+      <w:hyperlink w:history="1" r:id="rIdowfjrvkorfbqrencvmzsn">
         <w:r>
           <w:rPr>
             <w:rStyle w:val="Hyperlink"/>
@@ -3984,7 +3984,7 @@
         </w:rPr>
         <w:t xml:space="preserve"> paper: </w:t>
       </w:r>
-      <w:hyperlink w:history="1" r:id="rId1el2a4s2caii15-pcr8jx">
+      <w:hyperlink w:history="1" r:id="rIdnh48ly1ycejrbwab8fdxs">
         <w:r>
           <w:rPr>
             <w:rStyle w:val="Hyperlink"/>
@@ -4023,7 +4023,7 @@
         </w:rPr>
         <w:t xml:space="preserve"> metadata docs: </w:t>
       </w:r>
-      <w:hyperlink w:history="1" r:id="rIdlgrlmswzctwllcxywcctt">
+      <w:hyperlink w:history="1" r:id="rIdnrie9yupsakxlyai338z-">
         <w:r>
           <w:rPr>
             <w:rStyle w:val="Hyperlink"/>
@@ -4062,7 +4062,7 @@
         </w:rPr>
         <w:t xml:space="preserve"> download docs: </w:t>
       </w:r>
-      <w:hyperlink w:history="1" r:id="rIdzmqvbl3jwyeu_1iamske2">
+      <w:hyperlink w:history="1" r:id="rIdcbhafzq_vp5yejzuh7tyc">
         <w:r>
           <w:rPr>
             <w:rStyle w:val="Hyperlink"/>
